--- a/public/assets/files/niestacjonarne/LLP.docx
+++ b/public/assets/files/niestacjonarne/LLP.docx
@@ -523,6 +523,7 @@
                 <w:i w:val="0"/>
                 <w:sz w:val="22"/>
               </w:rPr>
+              <w:t>I</w:t>
             </w:r>
           </w:p>
         </w:tc>
@@ -560,6 +561,7 @@
                 <w:i w:val="0"/>
                 <w:sz w:val="22"/>
               </w:rPr>
+              <w:t>obligatoryjny</w:t>
             </w:r>
           </w:p>
         </w:tc>

--- a/public/assets/files/niestacjonarne/LLP.docx
+++ b/public/assets/files/niestacjonarne/LLP.docx
@@ -681,12 +681,22 @@
         <w:tblW w:w="5000" w:type="pct"/>
       </w:tblPr>
       <w:tblGrid>
-        <w:gridCol w:w="9972"/>
+        <w:gridCol w:w="997"/>
+        <w:gridCol w:w="997"/>
+        <w:gridCol w:w="997"/>
+        <w:gridCol w:w="997"/>
+        <w:gridCol w:w="997"/>
+        <w:gridCol w:w="997"/>
+        <w:gridCol w:w="997"/>
+        <w:gridCol w:w="997"/>
+        <w:gridCol w:w="997"/>
+        <w:gridCol w:w="997"/>
       </w:tblGrid>
       <w:tr>
         <w:tc>
           <w:tcPr>
-            <w:tcW w:type="dxa" w:w="9972"/>
+            <w:tcW w:type="dxa" w:w="9970"/>
+            <w:gridSpan w:val="10"/>
             <w:shd w:val="clear" w:color="auto" w:fill="D9D9D9"/>
           </w:tcPr>
           <w:p>
@@ -705,31 +715,34 @@
           </w:p>
         </w:tc>
       </w:tr>
-    </w:tbl>
-    <w:tbl>
-      <w:tblPr>
-        <w:tblW w:type="auto" w:w="0"/>
-        <w:tblLook w:firstColumn="1" w:firstRow="1" w:lastColumn="0" w:lastRow="0" w:noHBand="0" w:noVBand="1" w:val="04A0"/>
-        <w:tblBorders>
-          <w:top w:val="single" w:sz="4" w:space="0" w:color="000000"/>
-          <w:left w:val="single" w:sz="4" w:space="0" w:color="000000"/>
-          <w:bottom w:val="single" w:sz="4" w:space="0" w:color="000000"/>
-          <w:right w:val="single" w:sz="4" w:space="0" w:color="000000"/>
-          <w:insideH w:val="single" w:sz="4" w:space="0" w:color="000000"/>
-          <w:insideV w:val="single" w:sz="4" w:space="0" w:color="000000"/>
-        </w:tblBorders>
-        <w:tblW w:w="5000" w:type="pct"/>
-      </w:tblPr>
-      <w:tblGrid>
-        <w:gridCol w:w="2493"/>
-        <w:gridCol w:w="2493"/>
-        <w:gridCol w:w="2493"/>
-        <w:gridCol w:w="2493"/>
-      </w:tblGrid>
       <w:tr>
         <w:tc>
           <w:tcPr>
-            <w:tcW w:type="dxa" w:w="2493"/>
+            <w:tcW w:type="dxa" w:w="9970"/>
+            <w:gridSpan w:val="10"/>
+            <w:shd w:val="clear" w:color="auto" w:fill="D9D9D9"/>
+          </w:tcPr>
+          <w:p>
+            <w:pPr>
+              <w:spacing w:before="20" w:after="20"/>
+            </w:pPr>
+            <w:r>
+              <w:rPr>
+                <w:rFonts w:ascii="Aptos" w:hAnsi="Aptos"/>
+                <w:b w:val="0"/>
+                <w:i w:val="0"/>
+                <w:sz w:val="16"/>
+              </w:rPr>
+              <w:t>Wymiar godzinowy (liczba godzin w semestrze)</w:t>
+            </w:r>
+          </w:p>
+        </w:tc>
+      </w:tr>
+      <w:tr>
+        <w:tc>
+          <w:tcPr>
+            <w:tcW w:type="dxa" w:w="1994"/>
+            <w:gridSpan w:val="2"/>
             <w:shd w:val="clear" w:color="auto" w:fill="D9D9D9"/>
           </w:tcPr>
           <w:p>
@@ -749,7 +762,8 @@
         </w:tc>
         <w:tc>
           <w:tcPr>
-            <w:tcW w:type="dxa" w:w="2493"/>
+            <w:tcW w:type="dxa" w:w="2991"/>
+            <w:gridSpan w:val="3"/>
             <w:shd w:val="clear" w:color="auto" w:fill="D9D9D9"/>
           </w:tcPr>
           <w:p>
@@ -769,7 +783,8 @@
         </w:tc>
         <w:tc>
           <w:tcPr>
-            <w:tcW w:type="dxa" w:w="2493"/>
+            <w:tcW w:type="dxa" w:w="2991"/>
+            <w:gridSpan w:val="3"/>
             <w:shd w:val="clear" w:color="auto" w:fill="D9D9D9"/>
           </w:tcPr>
           <w:p>
@@ -789,7 +804,8 @@
         </w:tc>
         <w:tc>
           <w:tcPr>
-            <w:tcW w:type="dxa" w:w="2493"/>
+            <w:tcW w:type="dxa" w:w="1994"/>
+            <w:gridSpan w:val="2"/>
             <w:shd w:val="clear" w:color="auto" w:fill="D9D9D9"/>
           </w:tcPr>
           <w:p>
@@ -811,7 +827,8 @@
       <w:tr>
         <w:tc>
           <w:tcPr>
-            <w:tcW w:type="dxa" w:w="2493"/>
+            <w:tcW w:type="dxa" w:w="1994"/>
+            <w:gridSpan w:val="2"/>
           </w:tcPr>
           <w:p>
             <w:pPr>
@@ -830,7 +847,8 @@
         </w:tc>
         <w:tc>
           <w:tcPr>
-            <w:tcW w:type="dxa" w:w="2493"/>
+            <w:tcW w:type="dxa" w:w="2991"/>
+            <w:gridSpan w:val="3"/>
           </w:tcPr>
           <w:p>
             <w:pPr>
@@ -849,7 +867,8 @@
         </w:tc>
         <w:tc>
           <w:tcPr>
-            <w:tcW w:type="dxa" w:w="2493"/>
+            <w:tcW w:type="dxa" w:w="2991"/>
+            <w:gridSpan w:val="3"/>
           </w:tcPr>
           <w:p>
             <w:pPr>
@@ -868,7 +887,8 @@
         </w:tc>
         <w:tc>
           <w:tcPr>
-            <w:tcW w:type="dxa" w:w="2493"/>
+            <w:tcW w:type="dxa" w:w="1994"/>
+            <w:gridSpan w:val="2"/>
           </w:tcPr>
           <w:p>
             <w:pPr>
@@ -886,30 +906,34 @@
           </w:p>
         </w:tc>
       </w:tr>
-    </w:tbl>
-    <w:tbl>
-      <w:tblPr>
-        <w:tblW w:type="auto" w:w="0"/>
-        <w:tblLook w:firstColumn="1" w:firstRow="1" w:lastColumn="0" w:lastRow="0" w:noHBand="0" w:noVBand="1" w:val="04A0"/>
-        <w:tblBorders>
-          <w:top w:val="single" w:sz="4" w:space="0" w:color="000000"/>
-          <w:left w:val="single" w:sz="4" w:space="0" w:color="000000"/>
-          <w:bottom w:val="single" w:sz="4" w:space="0" w:color="000000"/>
-          <w:right w:val="single" w:sz="4" w:space="0" w:color="000000"/>
-          <w:insideH w:val="single" w:sz="4" w:space="0" w:color="000000"/>
-          <w:insideV w:val="single" w:sz="4" w:space="0" w:color="000000"/>
-        </w:tblBorders>
-        <w:tblW w:w="5000" w:type="pct"/>
-      </w:tblPr>
-      <w:tblGrid>
-        <w:gridCol w:w="3324"/>
-        <w:gridCol w:w="3324"/>
-        <w:gridCol w:w="3324"/>
-      </w:tblGrid>
       <w:tr>
         <w:tc>
           <w:tcPr>
-            <w:tcW w:type="dxa" w:w="3324"/>
+            <w:tcW w:type="dxa" w:w="9970"/>
+            <w:gridSpan w:val="10"/>
+            <w:shd w:val="clear" w:color="auto" w:fill="D9D9D9"/>
+          </w:tcPr>
+          <w:p>
+            <w:pPr>
+              <w:spacing w:before="20" w:after="20"/>
+            </w:pPr>
+            <w:r>
+              <w:rPr>
+                <w:rFonts w:ascii="Aptos" w:hAnsi="Aptos"/>
+                <w:b/>
+                <w:i w:val="0"/>
+                <w:sz w:val="22"/>
+              </w:rPr>
+              <w:t>Bilans ECTS</w:t>
+            </w:r>
+          </w:p>
+        </w:tc>
+      </w:tr>
+      <w:tr>
+        <w:tc>
+          <w:tcPr>
+            <w:tcW w:type="dxa" w:w="4985"/>
+            <w:gridSpan w:val="5"/>
             <w:shd w:val="clear" w:color="auto" w:fill="D9D9D9"/>
           </w:tcPr>
           <w:p>
@@ -929,7 +953,8 @@
         </w:tc>
         <w:tc>
           <w:tcPr>
-            <w:tcW w:type="dxa" w:w="3324"/>
+            <w:tcW w:type="dxa" w:w="2991"/>
+            <w:gridSpan w:val="3"/>
             <w:shd w:val="clear" w:color="auto" w:fill="D9D9D9"/>
           </w:tcPr>
           <w:p>
@@ -949,7 +974,8 @@
         </w:tc>
         <w:tc>
           <w:tcPr>
-            <w:tcW w:type="dxa" w:w="3324"/>
+            <w:tcW w:type="dxa" w:w="1994"/>
+            <w:gridSpan w:val="2"/>
             <w:shd w:val="clear" w:color="auto" w:fill="D9D9D9"/>
           </w:tcPr>
           <w:p>
@@ -971,7 +997,8 @@
       <w:tr>
         <w:tc>
           <w:tcPr>
-            <w:tcW w:type="dxa" w:w="3324"/>
+            <w:tcW w:type="dxa" w:w="4985"/>
+            <w:gridSpan w:val="5"/>
           </w:tcPr>
           <w:p>
             <w:pPr>
@@ -990,7 +1017,8 @@
         </w:tc>
         <w:tc>
           <w:tcPr>
-            <w:tcW w:type="dxa" w:w="3324"/>
+            <w:tcW w:type="dxa" w:w="2991"/>
+            <w:gridSpan w:val="3"/>
           </w:tcPr>
           <w:p>
             <w:pPr>
@@ -1009,7 +1037,8 @@
         </w:tc>
         <w:tc>
           <w:tcPr>
-            <w:tcW w:type="dxa" w:w="3324"/>
+            <w:tcW w:type="dxa" w:w="1994"/>
+            <w:gridSpan w:val="2"/>
           </w:tcPr>
           <w:p>
             <w:pPr>
@@ -1030,7 +1059,8 @@
       <w:tr>
         <w:tc>
           <w:tcPr>
-            <w:tcW w:type="dxa" w:w="3324"/>
+            <w:tcW w:type="dxa" w:w="4985"/>
+            <w:gridSpan w:val="5"/>
           </w:tcPr>
           <w:p>
             <w:pPr>
@@ -1049,7 +1079,8 @@
         </w:tc>
         <w:tc>
           <w:tcPr>
-            <w:tcW w:type="dxa" w:w="3324"/>
+            <w:tcW w:type="dxa" w:w="2991"/>
+            <w:gridSpan w:val="3"/>
           </w:tcPr>
           <w:p>
             <w:pPr>
@@ -1068,7 +1099,8 @@
         </w:tc>
         <w:tc>
           <w:tcPr>
-            <w:tcW w:type="dxa" w:w="3324"/>
+            <w:tcW w:type="dxa" w:w="1994"/>
+            <w:gridSpan w:val="2"/>
           </w:tcPr>
           <w:p>
             <w:pPr>
@@ -1089,7 +1121,29 @@
       <w:tr>
         <w:tc>
           <w:tcPr>
-            <w:tcW w:type="dxa" w:w="3324"/>
+            <w:tcW w:type="dxa" w:w="4985"/>
+            <w:gridSpan w:val="5"/>
+            <w:shd w:val="clear" w:color="auto" w:fill="D9D9D9"/>
+          </w:tcPr>
+          <w:p>
+            <w:pPr>
+              <w:spacing w:before="20" w:after="20"/>
+            </w:pPr>
+            <w:r>
+              <w:rPr>
+                <w:rFonts w:ascii="Aptos" w:hAnsi="Aptos"/>
+                <w:b/>
+                <w:i w:val="0"/>
+                <w:sz w:val="16"/>
+              </w:rPr>
+              <w:t>Opis samodzielnej pracy studenta</w:t>
+            </w:r>
+          </w:p>
+        </w:tc>
+        <w:tc>
+          <w:tcPr>
+            <w:tcW w:type="dxa" w:w="4985"/>
+            <w:gridSpan w:val="5"/>
           </w:tcPr>
           <w:p>
             <w:pPr>
@@ -1102,45 +1156,6 @@
                 <w:i w:val="0"/>
                 <w:sz w:val="22"/>
               </w:rPr>
-              <w:t>Suma</w:t>
-            </w:r>
-          </w:p>
-        </w:tc>
-        <w:tc>
-          <w:tcPr>
-            <w:tcW w:type="dxa" w:w="3324"/>
-          </w:tcPr>
-          <w:p>
-            <w:pPr>
-              <w:spacing w:before="20" w:after="20"/>
-            </w:pPr>
-            <w:r>
-              <w:rPr>
-                <w:rFonts w:ascii="Aptos" w:hAnsi="Aptos"/>
-                <w:b w:val="0"/>
-                <w:i w:val="0"/>
-                <w:sz w:val="22"/>
-              </w:rPr>
-              <w:t>100</w:t>
-            </w:r>
-          </w:p>
-        </w:tc>
-        <w:tc>
-          <w:tcPr>
-            <w:tcW w:type="dxa" w:w="3324"/>
-          </w:tcPr>
-          <w:p>
-            <w:pPr>
-              <w:spacing w:before="20" w:after="20"/>
-            </w:pPr>
-            <w:r>
-              <w:rPr>
-                <w:rFonts w:ascii="Aptos" w:hAnsi="Aptos"/>
-                <w:b w:val="0"/>
-                <w:i w:val="0"/>
-                <w:sz w:val="22"/>
-              </w:rPr>
-              <w:t>4</w:t>
             </w:r>
           </w:p>
         </w:tc>
@@ -1876,14 +1891,14 @@
         <w:tblW w:w="5000" w:type="pct"/>
       </w:tblPr>
       <w:tblGrid>
-        <w:gridCol w:w="3324"/>
-        <w:gridCol w:w="3324"/>
-        <w:gridCol w:w="3324"/>
+        <w:gridCol w:w="680"/>
+        <w:gridCol w:w="4536"/>
+        <w:gridCol w:w="4252"/>
       </w:tblGrid>
       <w:tr>
         <w:tc>
           <w:tcPr>
-            <w:tcW w:type="dxa" w:w="9972"/>
+            <w:tcW w:type="dxa" w:w="9468"/>
             <w:gridSpan w:val="3"/>
             <w:shd w:val="clear" w:color="auto" w:fill="D9D9D9"/>
           </w:tcPr>
@@ -1906,7 +1921,7 @@
       <w:tr>
         <w:tc>
           <w:tcPr>
-            <w:tcW w:type="dxa" w:w="3324"/>
+            <w:tcW w:type="dxa" w:w="680"/>
             <w:shd w:val="clear" w:color="auto" w:fill="D9D9D9"/>
           </w:tcPr>
           <w:p>
@@ -1926,7 +1941,7 @@
         </w:tc>
         <w:tc>
           <w:tcPr>
-            <w:tcW w:type="dxa" w:w="3324"/>
+            <w:tcW w:type="dxa" w:w="4536"/>
             <w:shd w:val="clear" w:color="auto" w:fill="D9D9D9"/>
           </w:tcPr>
           <w:p>
@@ -1946,7 +1961,7 @@
         </w:tc>
         <w:tc>
           <w:tcPr>
-            <w:tcW w:type="dxa" w:w="3324"/>
+            <w:tcW w:type="dxa" w:w="4252"/>
             <w:shd w:val="clear" w:color="auto" w:fill="D9D9D9"/>
           </w:tcPr>
           <w:p>
@@ -1968,7 +1983,7 @@
       <w:tr>
         <w:tc>
           <w:tcPr>
-            <w:tcW w:type="dxa" w:w="3324"/>
+            <w:tcW w:type="dxa" w:w="680"/>
           </w:tcPr>
           <w:p>
             <w:pPr>
@@ -1987,7 +2002,7 @@
         </w:tc>
         <w:tc>
           <w:tcPr>
-            <w:tcW w:type="dxa" w:w="3324"/>
+            <w:tcW w:type="dxa" w:w="4536"/>
           </w:tcPr>
           <w:p>
             <w:pPr>
@@ -2006,7 +2021,7 @@
         </w:tc>
         <w:tc>
           <w:tcPr>
-            <w:tcW w:type="dxa" w:w="3324"/>
+            <w:tcW w:type="dxa" w:w="4252"/>
           </w:tcPr>
           <w:p>
             <w:pPr>
@@ -2026,7 +2041,7 @@
       <w:tr>
         <w:tc>
           <w:tcPr>
-            <w:tcW w:type="dxa" w:w="3324"/>
+            <w:tcW w:type="dxa" w:w="680"/>
           </w:tcPr>
           <w:p>
             <w:pPr>
@@ -2045,7 +2060,7 @@
         </w:tc>
         <w:tc>
           <w:tcPr>
-            <w:tcW w:type="dxa" w:w="3324"/>
+            <w:tcW w:type="dxa" w:w="4536"/>
           </w:tcPr>
           <w:p>
             <w:pPr>
@@ -2064,7 +2079,7 @@
         </w:tc>
         <w:tc>
           <w:tcPr>
-            <w:tcW w:type="dxa" w:w="3324"/>
+            <w:tcW w:type="dxa" w:w="4252"/>
           </w:tcPr>
           <w:p>
             <w:pPr>
@@ -2084,7 +2099,7 @@
       <w:tr>
         <w:tc>
           <w:tcPr>
-            <w:tcW w:type="dxa" w:w="3324"/>
+            <w:tcW w:type="dxa" w:w="680"/>
           </w:tcPr>
           <w:p>
             <w:pPr>
@@ -2103,7 +2118,7 @@
         </w:tc>
         <w:tc>
           <w:tcPr>
-            <w:tcW w:type="dxa" w:w="3324"/>
+            <w:tcW w:type="dxa" w:w="4536"/>
           </w:tcPr>
           <w:p>
             <w:pPr>
@@ -2122,7 +2137,7 @@
         </w:tc>
         <w:tc>
           <w:tcPr>
-            <w:tcW w:type="dxa" w:w="3324"/>
+            <w:tcW w:type="dxa" w:w="4252"/>
           </w:tcPr>
           <w:p>
             <w:pPr>
@@ -2142,7 +2157,7 @@
       <w:tr>
         <w:tc>
           <w:tcPr>
-            <w:tcW w:type="dxa" w:w="3324"/>
+            <w:tcW w:type="dxa" w:w="680"/>
           </w:tcPr>
           <w:p>
             <w:pPr>
@@ -2161,7 +2176,7 @@
         </w:tc>
         <w:tc>
           <w:tcPr>
-            <w:tcW w:type="dxa" w:w="3324"/>
+            <w:tcW w:type="dxa" w:w="4536"/>
           </w:tcPr>
           <w:p>
             <w:pPr>
@@ -2180,7 +2195,7 @@
         </w:tc>
         <w:tc>
           <w:tcPr>
-            <w:tcW w:type="dxa" w:w="3324"/>
+            <w:tcW w:type="dxa" w:w="4252"/>
           </w:tcPr>
           <w:p>
             <w:pPr>
@@ -2200,7 +2215,7 @@
       <w:tr>
         <w:tc>
           <w:tcPr>
-            <w:tcW w:type="dxa" w:w="3324"/>
+            <w:tcW w:type="dxa" w:w="680"/>
           </w:tcPr>
           <w:p>
             <w:pPr>
@@ -2219,7 +2234,7 @@
         </w:tc>
         <w:tc>
           <w:tcPr>
-            <w:tcW w:type="dxa" w:w="3324"/>
+            <w:tcW w:type="dxa" w:w="4536"/>
           </w:tcPr>
           <w:p>
             <w:pPr>
@@ -2238,7 +2253,7 @@
         </w:tc>
         <w:tc>
           <w:tcPr>
-            <w:tcW w:type="dxa" w:w="3324"/>
+            <w:tcW w:type="dxa" w:w="4252"/>
           </w:tcPr>
           <w:p>
             <w:pPr>
@@ -2258,7 +2273,7 @@
       <w:tr>
         <w:tc>
           <w:tcPr>
-            <w:tcW w:type="dxa" w:w="3324"/>
+            <w:tcW w:type="dxa" w:w="680"/>
           </w:tcPr>
           <w:p>
             <w:pPr>
@@ -2277,7 +2292,7 @@
         </w:tc>
         <w:tc>
           <w:tcPr>
-            <w:tcW w:type="dxa" w:w="3324"/>
+            <w:tcW w:type="dxa" w:w="4536"/>
           </w:tcPr>
           <w:p>
             <w:pPr>
@@ -2296,7 +2311,7 @@
         </w:tc>
         <w:tc>
           <w:tcPr>
-            <w:tcW w:type="dxa" w:w="3324"/>
+            <w:tcW w:type="dxa" w:w="4252"/>
           </w:tcPr>
           <w:p>
             <w:pPr>
@@ -2316,7 +2331,7 @@
       <w:tr>
         <w:tc>
           <w:tcPr>
-            <w:tcW w:type="dxa" w:w="3324"/>
+            <w:tcW w:type="dxa" w:w="680"/>
           </w:tcPr>
           <w:p>
             <w:pPr>
@@ -2335,7 +2350,7 @@
         </w:tc>
         <w:tc>
           <w:tcPr>
-            <w:tcW w:type="dxa" w:w="3324"/>
+            <w:tcW w:type="dxa" w:w="4536"/>
           </w:tcPr>
           <w:p>
             <w:pPr>
@@ -2354,7 +2369,7 @@
         </w:tc>
         <w:tc>
           <w:tcPr>
-            <w:tcW w:type="dxa" w:w="3324"/>
+            <w:tcW w:type="dxa" w:w="4252"/>
           </w:tcPr>
           <w:p>
             <w:pPr>
@@ -2374,7 +2389,7 @@
       <w:tr>
         <w:tc>
           <w:tcPr>
-            <w:tcW w:type="dxa" w:w="3324"/>
+            <w:tcW w:type="dxa" w:w="680"/>
           </w:tcPr>
           <w:p>
             <w:pPr>
@@ -2393,7 +2408,7 @@
         </w:tc>
         <w:tc>
           <w:tcPr>
-            <w:tcW w:type="dxa" w:w="3324"/>
+            <w:tcW w:type="dxa" w:w="4536"/>
           </w:tcPr>
           <w:p>
             <w:pPr>
@@ -2412,7 +2427,7 @@
         </w:tc>
         <w:tc>
           <w:tcPr>
-            <w:tcW w:type="dxa" w:w="3324"/>
+            <w:tcW w:type="dxa" w:w="4252"/>
           </w:tcPr>
           <w:p>
             <w:pPr>
@@ -2432,7 +2447,7 @@
       <w:tr>
         <w:tc>
           <w:tcPr>
-            <w:tcW w:type="dxa" w:w="3324"/>
+            <w:tcW w:type="dxa" w:w="680"/>
           </w:tcPr>
           <w:p>
             <w:pPr>
@@ -2451,7 +2466,7 @@
         </w:tc>
         <w:tc>
           <w:tcPr>
-            <w:tcW w:type="dxa" w:w="3324"/>
+            <w:tcW w:type="dxa" w:w="4536"/>
           </w:tcPr>
           <w:p>
             <w:pPr>
@@ -2470,7 +2485,7 @@
         </w:tc>
         <w:tc>
           <w:tcPr>
-            <w:tcW w:type="dxa" w:w="3324"/>
+            <w:tcW w:type="dxa" w:w="4252"/>
           </w:tcPr>
           <w:p>
             <w:pPr>
@@ -2490,7 +2505,7 @@
       <w:tr>
         <w:tc>
           <w:tcPr>
-            <w:tcW w:type="dxa" w:w="3324"/>
+            <w:tcW w:type="dxa" w:w="680"/>
           </w:tcPr>
           <w:p>
             <w:pPr>
@@ -2509,7 +2524,7 @@
         </w:tc>
         <w:tc>
           <w:tcPr>
-            <w:tcW w:type="dxa" w:w="3324"/>
+            <w:tcW w:type="dxa" w:w="4536"/>
           </w:tcPr>
           <w:p>
             <w:pPr>
@@ -2528,7 +2543,7 @@
         </w:tc>
         <w:tc>
           <w:tcPr>
-            <w:tcW w:type="dxa" w:w="3324"/>
+            <w:tcW w:type="dxa" w:w="4252"/>
           </w:tcPr>
           <w:p>
             <w:pPr>
@@ -2548,7 +2563,7 @@
       <w:tr>
         <w:tc>
           <w:tcPr>
-            <w:tcW w:type="dxa" w:w="3324"/>
+            <w:tcW w:type="dxa" w:w="680"/>
           </w:tcPr>
           <w:p>
             <w:pPr>
@@ -2567,7 +2582,7 @@
         </w:tc>
         <w:tc>
           <w:tcPr>
-            <w:tcW w:type="dxa" w:w="3324"/>
+            <w:tcW w:type="dxa" w:w="4536"/>
           </w:tcPr>
           <w:p>
             <w:pPr>
@@ -2586,7 +2601,7 @@
         </w:tc>
         <w:tc>
           <w:tcPr>
-            <w:tcW w:type="dxa" w:w="3324"/>
+            <w:tcW w:type="dxa" w:w="4252"/>
           </w:tcPr>
           <w:p>
             <w:pPr>
@@ -2606,7 +2621,7 @@
       <w:tr>
         <w:tc>
           <w:tcPr>
-            <w:tcW w:type="dxa" w:w="3324"/>
+            <w:tcW w:type="dxa" w:w="680"/>
           </w:tcPr>
           <w:p>
             <w:pPr>
@@ -2625,7 +2640,7 @@
         </w:tc>
         <w:tc>
           <w:tcPr>
-            <w:tcW w:type="dxa" w:w="3324"/>
+            <w:tcW w:type="dxa" w:w="4536"/>
           </w:tcPr>
           <w:p>
             <w:pPr>
@@ -2644,7 +2659,7 @@
         </w:tc>
         <w:tc>
           <w:tcPr>
-            <w:tcW w:type="dxa" w:w="3324"/>
+            <w:tcW w:type="dxa" w:w="4252"/>
           </w:tcPr>
           <w:p>
             <w:pPr>
@@ -2664,7 +2679,7 @@
       <w:tr>
         <w:tc>
           <w:tcPr>
-            <w:tcW w:type="dxa" w:w="3324"/>
+            <w:tcW w:type="dxa" w:w="680"/>
           </w:tcPr>
           <w:p>
             <w:pPr>
@@ -2683,7 +2698,7 @@
         </w:tc>
         <w:tc>
           <w:tcPr>
-            <w:tcW w:type="dxa" w:w="3324"/>
+            <w:tcW w:type="dxa" w:w="4536"/>
           </w:tcPr>
           <w:p>
             <w:pPr>
@@ -2702,7 +2717,7 @@
         </w:tc>
         <w:tc>
           <w:tcPr>
-            <w:tcW w:type="dxa" w:w="3324"/>
+            <w:tcW w:type="dxa" w:w="4252"/>
           </w:tcPr>
           <w:p>
             <w:pPr>
@@ -2722,7 +2737,7 @@
       <w:tr>
         <w:tc>
           <w:tcPr>
-            <w:tcW w:type="dxa" w:w="3324"/>
+            <w:tcW w:type="dxa" w:w="680"/>
           </w:tcPr>
           <w:p>
             <w:pPr>
@@ -2741,7 +2756,7 @@
         </w:tc>
         <w:tc>
           <w:tcPr>
-            <w:tcW w:type="dxa" w:w="3324"/>
+            <w:tcW w:type="dxa" w:w="4536"/>
           </w:tcPr>
           <w:p>
             <w:pPr>
@@ -2760,7 +2775,7 @@
         </w:tc>
         <w:tc>
           <w:tcPr>
-            <w:tcW w:type="dxa" w:w="3324"/>
+            <w:tcW w:type="dxa" w:w="4252"/>
           </w:tcPr>
           <w:p>
             <w:pPr>
@@ -3120,6 +3135,7 @@
                 <w:i w:val="0"/>
                 <w:sz w:val="22"/>
               </w:rPr>
+              <w:t>Zadania z zajęć - 1/3 oceny; 2 Kolokwia - 2/3 oceny</w:t>
             </w:r>
           </w:p>
         </w:tc>
@@ -3177,6 +3193,7 @@
                 <w:i w:val="0"/>
                 <w:sz w:val="22"/>
               </w:rPr>
+              <w:t>Zadania z zajęć - 1/3 oceny; 2 Kolokwia - 2/3 oceny</w:t>
             </w:r>
           </w:p>
         </w:tc>
@@ -3340,6 +3357,7 @@
                 <w:i w:val="0"/>
                 <w:sz w:val="22"/>
               </w:rPr>
+              <w:t>Zadania z zajęć - 1/3 oceny; 2 Kolokwia - 2/3 oceny</w:t>
             </w:r>
           </w:p>
         </w:tc>
@@ -3397,6 +3415,7 @@
                 <w:i w:val="0"/>
                 <w:sz w:val="22"/>
               </w:rPr>
+              <w:t>Zadania z zajęć - 1/3 oceny; 2 Kolokwia - 2/3 oceny</w:t>
             </w:r>
           </w:p>
         </w:tc>
@@ -3559,6 +3578,7 @@
                 <w:i w:val="0"/>
                 <w:sz w:val="22"/>
               </w:rPr>
+              <w:t>Zadania z zajęć - 1/3 oceny; 2 Kolokwia - 2/3 oceny</w:t>
             </w:r>
           </w:p>
         </w:tc>
@@ -3616,6 +3636,7 @@
                 <w:i w:val="0"/>
                 <w:sz w:val="22"/>
               </w:rPr>
+              <w:t>Zadania z zajęć - 1/3 oceny; 2 Kolokwia - 2/3 oceny</w:t>
             </w:r>
           </w:p>
         </w:tc>
@@ -3721,62 +3742,6 @@
                 <w:sz w:val="16"/>
               </w:rPr>
               <w:t>Wyposażenie specjalistyczne konieczne do realizacji przedmiotu</w:t>
-            </w:r>
-          </w:p>
-        </w:tc>
-      </w:tr>
-      <w:tr>
-        <w:tc>
-          <w:tcPr>
-            <w:tcW w:type="dxa" w:w="3324"/>
-          </w:tcPr>
-          <w:p>
-            <w:pPr>
-              <w:spacing w:before="20" w:after="20"/>
-            </w:pPr>
-            <w:r>
-              <w:rPr>
-                <w:rFonts w:ascii="Aptos" w:hAnsi="Aptos"/>
-                <w:b w:val="0"/>
-                <w:i w:val="0"/>
-                <w:sz w:val="22"/>
-              </w:rPr>
-            </w:r>
-          </w:p>
-        </w:tc>
-        <w:tc>
-          <w:tcPr>
-            <w:tcW w:type="dxa" w:w="3324"/>
-          </w:tcPr>
-          <w:p>
-            <w:pPr>
-              <w:spacing w:before="20" w:after="20"/>
-            </w:pPr>
-            <w:r>
-              <w:rPr>
-                <w:rFonts w:ascii="Aptos" w:hAnsi="Aptos"/>
-                <w:b w:val="0"/>
-                <w:i w:val="0"/>
-                <w:sz w:val="22"/>
-              </w:rPr>
-            </w:r>
-          </w:p>
-        </w:tc>
-        <w:tc>
-          <w:tcPr>
-            <w:tcW w:type="dxa" w:w="3324"/>
-          </w:tcPr>
-          <w:p>
-            <w:pPr>
-              <w:spacing w:before="20" w:after="20"/>
-            </w:pPr>
-            <w:r>
-              <w:rPr>
-                <w:rFonts w:ascii="Aptos" w:hAnsi="Aptos"/>
-                <w:b w:val="0"/>
-                <w:i w:val="0"/>
-                <w:sz w:val="22"/>
-              </w:rPr>
             </w:r>
           </w:p>
         </w:tc>

--- a/public/assets/files/niestacjonarne/LLP.docx
+++ b/public/assets/files/niestacjonarne/LLP.docx
@@ -1156,6 +1156,7 @@
                 <w:i w:val="0"/>
                 <w:sz w:val="22"/>
               </w:rPr>
+              <w:t>Samodzielna implementacja programów systemowych; ćwiczenia z systemowych wywołań API; przygotowanie do kolokwiów; praca z narzędziami debugowania na poziomie systemu.</w:t>
             </w:r>
           </w:p>
         </w:tc>
@@ -1605,21 +1606,10 @@
             <w:r>
               <w:rPr>
                 <w:rFonts w:ascii="Aptos" w:hAnsi="Aptos"/>
+                <w:b w:val="0"/>
+                <w:i w:val="0"/>
                 <w:sz w:val="22"/>
               </w:rPr>
-              <w:t>1. Zadania z zajęć - 1/3 oceny</w:t>
-            </w:r>
-          </w:p>
-          <w:p>
-            <w:pPr>
-              <w:spacing w:before="20" w:after="20"/>
-            </w:pPr>
-            <w:r>
-              <w:rPr>
-                <w:rFonts w:ascii="Aptos" w:hAnsi="Aptos"/>
-                <w:sz w:val="22"/>
-              </w:rPr>
-              <w:t>2. 2 Kolokwia - 2/3 oceny</w:t>
             </w:r>
           </w:p>
         </w:tc>
@@ -1636,7 +1626,7 @@
                 <w:rFonts w:ascii="Aptos" w:hAnsi="Aptos"/>
                 <w:sz w:val="22"/>
               </w:rPr>
-              <w:t>1. Zadania z zajęć - 1/3 oceny</w:t>
+              <w:t>1. kolokwium</w:t>
             </w:r>
           </w:p>
           <w:p>
@@ -1648,7 +1638,7 @@
                 <w:rFonts w:ascii="Aptos" w:hAnsi="Aptos"/>
                 <w:sz w:val="22"/>
               </w:rPr>
-              <w:t>2. 2 Kolokwia - 2/3 oceny</w:t>
+              <w:t>2. ocena pracy podczas ćwiczenia</w:t>
             </w:r>
           </w:p>
         </w:tc>
@@ -3135,7 +3125,7 @@
                 <w:i w:val="0"/>
                 <w:sz w:val="22"/>
               </w:rPr>
-              <w:t>Zadania z zajęć - 1/3 oceny; 2 Kolokwia - 2/3 oceny</w:t>
+              <w:t>kolokwium; ocena pracy podczas ćwiczenia</w:t>
             </w:r>
           </w:p>
         </w:tc>
@@ -3193,7 +3183,7 @@
                 <w:i w:val="0"/>
                 <w:sz w:val="22"/>
               </w:rPr>
-              <w:t>Zadania z zajęć - 1/3 oceny; 2 Kolokwia - 2/3 oceny</w:t>
+              <w:t>kolokwium; ocena pracy podczas ćwiczenia</w:t>
             </w:r>
           </w:p>
         </w:tc>
@@ -3357,7 +3347,7 @@
                 <w:i w:val="0"/>
                 <w:sz w:val="22"/>
               </w:rPr>
-              <w:t>Zadania z zajęć - 1/3 oceny; 2 Kolokwia - 2/3 oceny</w:t>
+              <w:t>kolokwium; ocena pracy podczas ćwiczenia</w:t>
             </w:r>
           </w:p>
         </w:tc>
@@ -3415,7 +3405,7 @@
                 <w:i w:val="0"/>
                 <w:sz w:val="22"/>
               </w:rPr>
-              <w:t>Zadania z zajęć - 1/3 oceny; 2 Kolokwia - 2/3 oceny</w:t>
+              <w:t>kolokwium; ocena pracy podczas ćwiczenia</w:t>
             </w:r>
           </w:p>
         </w:tc>
@@ -3578,7 +3568,7 @@
                 <w:i w:val="0"/>
                 <w:sz w:val="22"/>
               </w:rPr>
-              <w:t>Zadania z zajęć - 1/3 oceny; 2 Kolokwia - 2/3 oceny</w:t>
+              <w:t>kolokwium; ocena pracy podczas ćwiczenia</w:t>
             </w:r>
           </w:p>
         </w:tc>
@@ -3636,7 +3626,7 @@
                 <w:i w:val="0"/>
                 <w:sz w:val="22"/>
               </w:rPr>
-              <w:t>Zadania z zajęć - 1/3 oceny; 2 Kolokwia - 2/3 oceny</w:t>
+              <w:t>kolokwium; ocena pracy podczas ćwiczenia</w:t>
             </w:r>
           </w:p>
         </w:tc>

--- a/public/assets/files/niestacjonarne/LLP.docx
+++ b/public/assets/files/niestacjonarne/LLP.docx
@@ -315,7 +315,7 @@
                 <w:i w:val="0"/>
                 <w:sz w:val="22"/>
               </w:rPr>
-              <w:t>4</w:t>
+              <w:t>3</w:t>
             </w:r>
           </w:p>
         </w:tc>
@@ -1093,7 +1093,7 @@
                 <w:i w:val="0"/>
                 <w:sz w:val="22"/>
               </w:rPr>
-              <w:t>68</w:t>
+              <w:t>58</w:t>
             </w:r>
           </w:p>
         </w:tc>
@@ -1113,7 +1113,7 @@
                 <w:i w:val="0"/>
                 <w:sz w:val="22"/>
               </w:rPr>
-              <w:t>2.7</w:t>
+              <w:t>2.3</w:t>
             </w:r>
           </w:p>
         </w:tc>

--- a/public/assets/files/niestacjonarne/LLP.docx
+++ b/public/assets/files/niestacjonarne/LLP.docx
@@ -1093,7 +1093,7 @@
                 <w:i w:val="0"/>
                 <w:sz w:val="22"/>
               </w:rPr>
-              <w:t>58</w:t>
+              <w:t>43</w:t>
             </w:r>
           </w:p>
         </w:tc>
@@ -1113,7 +1113,7 @@
                 <w:i w:val="0"/>
                 <w:sz w:val="22"/>
               </w:rPr>
-              <w:t>2.3</w:t>
+              <w:t>1.7</w:t>
             </w:r>
           </w:p>
         </w:tc>

--- a/public/assets/files/niestacjonarne/LLP.docx
+++ b/public/assets/files/niestacjonarne/LLP.docx
@@ -3125,7 +3125,6 @@
                 <w:i w:val="0"/>
                 <w:sz w:val="22"/>
               </w:rPr>
-              <w:t>kolokwium; ocena pracy podczas ćwiczenia</w:t>
             </w:r>
           </w:p>
         </w:tc>
@@ -3146,6 +3145,7 @@
                 <w:i w:val="0"/>
                 <w:sz w:val="22"/>
               </w:rPr>
+              <w:t>K_W06</w:t>
             </w:r>
           </w:p>
         </w:tc>
@@ -3183,7 +3183,6 @@
                 <w:i w:val="0"/>
                 <w:sz w:val="22"/>
               </w:rPr>
-              <w:t>kolokwium; ocena pracy podczas ćwiczenia</w:t>
             </w:r>
           </w:p>
         </w:tc>
@@ -3347,7 +3346,7 @@
                 <w:i w:val="0"/>
                 <w:sz w:val="22"/>
               </w:rPr>
-              <w:t>kolokwium; ocena pracy podczas ćwiczenia</w:t>
+              <w:t>kolokwium, ocena pracy podczas ćwiczenia</w:t>
             </w:r>
           </w:p>
         </w:tc>
@@ -3368,6 +3367,7 @@
                 <w:i w:val="0"/>
                 <w:sz w:val="22"/>
               </w:rPr>
+              <w:t>K_U12</w:t>
             </w:r>
           </w:p>
         </w:tc>
@@ -3405,7 +3405,7 @@
                 <w:i w:val="0"/>
                 <w:sz w:val="22"/>
               </w:rPr>
-              <w:t>kolokwium; ocena pracy podczas ćwiczenia</w:t>
+              <w:t>kolokwium, ocena pracy podczas ćwiczenia</w:t>
             </w:r>
           </w:p>
         </w:tc>
@@ -3531,6 +3531,7 @@
                 <w:i w:val="0"/>
                 <w:sz w:val="22"/>
               </w:rPr>
+              <w:t>K_K03</w:t>
             </w:r>
           </w:p>
         </w:tc>
@@ -3568,7 +3569,7 @@
                 <w:i w:val="0"/>
                 <w:sz w:val="22"/>
               </w:rPr>
-              <w:t>kolokwium; ocena pracy podczas ćwiczenia</w:t>
+              <w:t>kolokwium, ocena pracy podczas ćwiczenia</w:t>
             </w:r>
           </w:p>
         </w:tc>
@@ -3589,6 +3590,7 @@
                 <w:i w:val="0"/>
                 <w:sz w:val="22"/>
               </w:rPr>
+              <w:t>K_K05</w:t>
             </w:r>
           </w:p>
         </w:tc>
@@ -3626,7 +3628,7 @@
                 <w:i w:val="0"/>
                 <w:sz w:val="22"/>
               </w:rPr>
-              <w:t>kolokwium; ocena pracy podczas ćwiczenia</w:t>
+              <w:t>kolokwium, ocena pracy podczas ćwiczenia</w:t>
             </w:r>
           </w:p>
         </w:tc>

--- a/public/assets/files/niestacjonarne/LLP.docx
+++ b/public/assets/files/niestacjonarne/LLP.docx
@@ -1882,14 +1882,13 @@
       </w:tblPr>
       <w:tblGrid>
         <w:gridCol w:w="680"/>
-        <w:gridCol w:w="4536"/>
-        <w:gridCol w:w="4252"/>
+        <w:gridCol w:w="8788"/>
       </w:tblGrid>
       <w:tr>
         <w:tc>
           <w:tcPr>
             <w:tcW w:type="dxa" w:w="9468"/>
-            <w:gridSpan w:val="3"/>
+            <w:gridSpan w:val="2"/>
             <w:shd w:val="clear" w:color="auto" w:fill="D9D9D9"/>
           </w:tcPr>
           <w:p>
@@ -1931,7 +1930,7 @@
         </w:tc>
         <w:tc>
           <w:tcPr>
-            <w:tcW w:type="dxa" w:w="4536"/>
+            <w:tcW w:type="dxa" w:w="8788"/>
             <w:shd w:val="clear" w:color="auto" w:fill="D9D9D9"/>
           </w:tcPr>
           <w:p>
@@ -1945,27 +1944,7 @@
                 <w:i w:val="0"/>
                 <w:sz w:val="16"/>
               </w:rPr>
-              <w:t>Wykład</w:t>
-            </w:r>
-          </w:p>
-        </w:tc>
-        <w:tc>
-          <w:tcPr>
-            <w:tcW w:type="dxa" w:w="4252"/>
-            <w:shd w:val="clear" w:color="auto" w:fill="D9D9D9"/>
-          </w:tcPr>
-          <w:p>
-            <w:pPr>
-              <w:spacing w:before="20" w:after="20"/>
-            </w:pPr>
-            <w:r>
-              <w:rPr>
-                <w:rFonts w:ascii="Aptos" w:hAnsi="Aptos"/>
-                <w:b/>
-                <w:i w:val="0"/>
-                <w:sz w:val="16"/>
-              </w:rPr>
-              <w:t>Ćwiczenia / Laboratorium / Pracownia</w:t>
+              <w:t>Treści programowe</w:t>
             </w:r>
           </w:p>
         </w:tc>
@@ -1992,7 +1971,7 @@
         </w:tc>
         <w:tc>
           <w:tcPr>
-            <w:tcW w:type="dxa" w:w="4536"/>
+            <w:tcW w:type="dxa" w:w="8788"/>
           </w:tcPr>
           <w:p>
             <w:pPr>
@@ -2006,24 +1985,6 @@
                 <w:sz w:val="22"/>
               </w:rPr>
               <w:t>Podstawy architektury komputera</w:t>
-            </w:r>
-          </w:p>
-        </w:tc>
-        <w:tc>
-          <w:tcPr>
-            <w:tcW w:type="dxa" w:w="4252"/>
-          </w:tcPr>
-          <w:p>
-            <w:pPr>
-              <w:spacing w:before="20" w:after="20"/>
-            </w:pPr>
-            <w:r>
-              <w:rPr>
-                <w:rFonts w:ascii="Aptos" w:hAnsi="Aptos"/>
-                <w:b w:val="0"/>
-                <w:i w:val="0"/>
-                <w:sz w:val="22"/>
-              </w:rPr>
             </w:r>
           </w:p>
         </w:tc>
@@ -2050,7 +2011,7 @@
         </w:tc>
         <w:tc>
           <w:tcPr>
-            <w:tcW w:type="dxa" w:w="4536"/>
+            <w:tcW w:type="dxa" w:w="8788"/>
           </w:tcPr>
           <w:p>
             <w:pPr>
@@ -2064,24 +2025,6 @@
                 <w:sz w:val="22"/>
               </w:rPr>
               <w:t>Wstęp do programowania w x86 assembly</w:t>
-            </w:r>
-          </w:p>
-        </w:tc>
-        <w:tc>
-          <w:tcPr>
-            <w:tcW w:type="dxa" w:w="4252"/>
-          </w:tcPr>
-          <w:p>
-            <w:pPr>
-              <w:spacing w:before="20" w:after="20"/>
-            </w:pPr>
-            <w:r>
-              <w:rPr>
-                <w:rFonts w:ascii="Aptos" w:hAnsi="Aptos"/>
-                <w:b w:val="0"/>
-                <w:i w:val="0"/>
-                <w:sz w:val="22"/>
-              </w:rPr>
             </w:r>
           </w:p>
         </w:tc>
@@ -2108,7 +2051,7 @@
         </w:tc>
         <w:tc>
           <w:tcPr>
-            <w:tcW w:type="dxa" w:w="4536"/>
+            <w:tcW w:type="dxa" w:w="8788"/>
           </w:tcPr>
           <w:p>
             <w:pPr>
@@ -2122,24 +2065,6 @@
                 <w:sz w:val="22"/>
               </w:rPr>
               <w:t>Pamięć</w:t>
-            </w:r>
-          </w:p>
-        </w:tc>
-        <w:tc>
-          <w:tcPr>
-            <w:tcW w:type="dxa" w:w="4252"/>
-          </w:tcPr>
-          <w:p>
-            <w:pPr>
-              <w:spacing w:before="20" w:after="20"/>
-            </w:pPr>
-            <w:r>
-              <w:rPr>
-                <w:rFonts w:ascii="Aptos" w:hAnsi="Aptos"/>
-                <w:b w:val="0"/>
-                <w:i w:val="0"/>
-                <w:sz w:val="22"/>
-              </w:rPr>
             </w:r>
           </w:p>
         </w:tc>
@@ -2166,7 +2091,7 @@
         </w:tc>
         <w:tc>
           <w:tcPr>
-            <w:tcW w:type="dxa" w:w="4536"/>
+            <w:tcW w:type="dxa" w:w="8788"/>
           </w:tcPr>
           <w:p>
             <w:pPr>
@@ -2180,24 +2105,6 @@
                 <w:sz w:val="22"/>
               </w:rPr>
               <w:t>Skoki</w:t>
-            </w:r>
-          </w:p>
-        </w:tc>
-        <w:tc>
-          <w:tcPr>
-            <w:tcW w:type="dxa" w:w="4252"/>
-          </w:tcPr>
-          <w:p>
-            <w:pPr>
-              <w:spacing w:before="20" w:after="20"/>
-            </w:pPr>
-            <w:r>
-              <w:rPr>
-                <w:rFonts w:ascii="Aptos" w:hAnsi="Aptos"/>
-                <w:b w:val="0"/>
-                <w:i w:val="0"/>
-                <w:sz w:val="22"/>
-              </w:rPr>
             </w:r>
           </w:p>
         </w:tc>
@@ -2224,7 +2131,7 @@
         </w:tc>
         <w:tc>
           <w:tcPr>
-            <w:tcW w:type="dxa" w:w="4536"/>
+            <w:tcW w:type="dxa" w:w="8788"/>
           </w:tcPr>
           <w:p>
             <w:pPr>
@@ -2238,24 +2145,6 @@
                 <w:sz w:val="22"/>
               </w:rPr>
               <w:t>Arytmetyka</w:t>
-            </w:r>
-          </w:p>
-        </w:tc>
-        <w:tc>
-          <w:tcPr>
-            <w:tcW w:type="dxa" w:w="4252"/>
-          </w:tcPr>
-          <w:p>
-            <w:pPr>
-              <w:spacing w:before="20" w:after="20"/>
-            </w:pPr>
-            <w:r>
-              <w:rPr>
-                <w:rFonts w:ascii="Aptos" w:hAnsi="Aptos"/>
-                <w:b w:val="0"/>
-                <w:i w:val="0"/>
-                <w:sz w:val="22"/>
-              </w:rPr>
             </w:r>
           </w:p>
         </w:tc>
@@ -2282,7 +2171,7 @@
         </w:tc>
         <w:tc>
           <w:tcPr>
-            <w:tcW w:type="dxa" w:w="4536"/>
+            <w:tcW w:type="dxa" w:w="8788"/>
           </w:tcPr>
           <w:p>
             <w:pPr>
@@ -2296,24 +2185,6 @@
                 <w:sz w:val="22"/>
               </w:rPr>
               <w:t>ONP + Stos</w:t>
-            </w:r>
-          </w:p>
-        </w:tc>
-        <w:tc>
-          <w:tcPr>
-            <w:tcW w:type="dxa" w:w="4252"/>
-          </w:tcPr>
-          <w:p>
-            <w:pPr>
-              <w:spacing w:before="20" w:after="20"/>
-            </w:pPr>
-            <w:r>
-              <w:rPr>
-                <w:rFonts w:ascii="Aptos" w:hAnsi="Aptos"/>
-                <w:b w:val="0"/>
-                <w:i w:val="0"/>
-                <w:sz w:val="22"/>
-              </w:rPr>
             </w:r>
           </w:p>
         </w:tc>
@@ -2340,7 +2211,7 @@
         </w:tc>
         <w:tc>
           <w:tcPr>
-            <w:tcW w:type="dxa" w:w="4536"/>
+            <w:tcW w:type="dxa" w:w="8788"/>
           </w:tcPr>
           <w:p>
             <w:pPr>
@@ -2354,24 +2225,6 @@
                 <w:sz w:val="22"/>
               </w:rPr>
               <w:t>Pętle</w:t>
-            </w:r>
-          </w:p>
-        </w:tc>
-        <w:tc>
-          <w:tcPr>
-            <w:tcW w:type="dxa" w:w="4252"/>
-          </w:tcPr>
-          <w:p>
-            <w:pPr>
-              <w:spacing w:before="20" w:after="20"/>
-            </w:pPr>
-            <w:r>
-              <w:rPr>
-                <w:rFonts w:ascii="Aptos" w:hAnsi="Aptos"/>
-                <w:b w:val="0"/>
-                <w:i w:val="0"/>
-                <w:sz w:val="22"/>
-              </w:rPr>
             </w:r>
           </w:p>
         </w:tc>
@@ -2398,7 +2251,7 @@
         </w:tc>
         <w:tc>
           <w:tcPr>
-            <w:tcW w:type="dxa" w:w="4536"/>
+            <w:tcW w:type="dxa" w:w="8788"/>
           </w:tcPr>
           <w:p>
             <w:pPr>
@@ -2412,24 +2265,6 @@
                 <w:sz w:val="22"/>
               </w:rPr>
               <w:t>Projekt / funkcje</w:t>
-            </w:r>
-          </w:p>
-        </w:tc>
-        <w:tc>
-          <w:tcPr>
-            <w:tcW w:type="dxa" w:w="4252"/>
-          </w:tcPr>
-          <w:p>
-            <w:pPr>
-              <w:spacing w:before="20" w:after="20"/>
-            </w:pPr>
-            <w:r>
-              <w:rPr>
-                <w:rFonts w:ascii="Aptos" w:hAnsi="Aptos"/>
-                <w:b w:val="0"/>
-                <w:i w:val="0"/>
-                <w:sz w:val="22"/>
-              </w:rPr>
             </w:r>
           </w:p>
         </w:tc>
@@ -2456,7 +2291,7 @@
         </w:tc>
         <w:tc>
           <w:tcPr>
-            <w:tcW w:type="dxa" w:w="4536"/>
+            <w:tcW w:type="dxa" w:w="8788"/>
           </w:tcPr>
           <w:p>
             <w:pPr>
@@ -2470,24 +2305,6 @@
                 <w:sz w:val="22"/>
               </w:rPr>
               <w:t>Projekt / funkcje, include, asm zaawansowany</w:t>
-            </w:r>
-          </w:p>
-        </w:tc>
-        <w:tc>
-          <w:tcPr>
-            <w:tcW w:type="dxa" w:w="4252"/>
-          </w:tcPr>
-          <w:p>
-            <w:pPr>
-              <w:spacing w:before="20" w:after="20"/>
-            </w:pPr>
-            <w:r>
-              <w:rPr>
-                <w:rFonts w:ascii="Aptos" w:hAnsi="Aptos"/>
-                <w:b w:val="0"/>
-                <w:i w:val="0"/>
-                <w:sz w:val="22"/>
-              </w:rPr>
             </w:r>
           </w:p>
         </w:tc>
@@ -2514,7 +2331,7 @@
         </w:tc>
         <w:tc>
           <w:tcPr>
-            <w:tcW w:type="dxa" w:w="4536"/>
+            <w:tcW w:type="dxa" w:w="8788"/>
           </w:tcPr>
           <w:p>
             <w:pPr>
@@ -2528,24 +2345,6 @@
                 <w:sz w:val="22"/>
               </w:rPr>
               <w:t>Bootsector OS, BIOS</w:t>
-            </w:r>
-          </w:p>
-        </w:tc>
-        <w:tc>
-          <w:tcPr>
-            <w:tcW w:type="dxa" w:w="4252"/>
-          </w:tcPr>
-          <w:p>
-            <w:pPr>
-              <w:spacing w:before="20" w:after="20"/>
-            </w:pPr>
-            <w:r>
-              <w:rPr>
-                <w:rFonts w:ascii="Aptos" w:hAnsi="Aptos"/>
-                <w:b w:val="0"/>
-                <w:i w:val="0"/>
-                <w:sz w:val="22"/>
-              </w:rPr>
             </w:r>
           </w:p>
         </w:tc>
@@ -2572,7 +2371,7 @@
         </w:tc>
         <w:tc>
           <w:tcPr>
-            <w:tcW w:type="dxa" w:w="4536"/>
+            <w:tcW w:type="dxa" w:w="8788"/>
           </w:tcPr>
           <w:p>
             <w:pPr>
@@ -2586,24 +2385,6 @@
                 <w:sz w:val="22"/>
               </w:rPr>
               <w:t>32-bit assembly</w:t>
-            </w:r>
-          </w:p>
-        </w:tc>
-        <w:tc>
-          <w:tcPr>
-            <w:tcW w:type="dxa" w:w="4252"/>
-          </w:tcPr>
-          <w:p>
-            <w:pPr>
-              <w:spacing w:before="20" w:after="20"/>
-            </w:pPr>
-            <w:r>
-              <w:rPr>
-                <w:rFonts w:ascii="Aptos" w:hAnsi="Aptos"/>
-                <w:b w:val="0"/>
-                <w:i w:val="0"/>
-                <w:sz w:val="22"/>
-              </w:rPr>
             </w:r>
           </w:p>
         </w:tc>
@@ -2630,7 +2411,7 @@
         </w:tc>
         <w:tc>
           <w:tcPr>
-            <w:tcW w:type="dxa" w:w="4536"/>
+            <w:tcW w:type="dxa" w:w="8788"/>
           </w:tcPr>
           <w:p>
             <w:pPr>
@@ -2644,24 +2425,6 @@
                 <w:sz w:val="22"/>
               </w:rPr>
               <w:t>Bootsector, ładowanie jądra</w:t>
-            </w:r>
-          </w:p>
-        </w:tc>
-        <w:tc>
-          <w:tcPr>
-            <w:tcW w:type="dxa" w:w="4252"/>
-          </w:tcPr>
-          <w:p>
-            <w:pPr>
-              <w:spacing w:before="20" w:after="20"/>
-            </w:pPr>
-            <w:r>
-              <w:rPr>
-                <w:rFonts w:ascii="Aptos" w:hAnsi="Aptos"/>
-                <w:b w:val="0"/>
-                <w:i w:val="0"/>
-                <w:sz w:val="22"/>
-              </w:rPr>
             </w:r>
           </w:p>
         </w:tc>
@@ -2688,7 +2451,7 @@
         </w:tc>
         <w:tc>
           <w:tcPr>
-            <w:tcW w:type="dxa" w:w="4536"/>
+            <w:tcW w:type="dxa" w:w="8788"/>
           </w:tcPr>
           <w:p>
             <w:pPr>
@@ -2702,24 +2465,6 @@
                 <w:sz w:val="22"/>
               </w:rPr>
               <w:t>Proste jądro</w:t>
-            </w:r>
-          </w:p>
-        </w:tc>
-        <w:tc>
-          <w:tcPr>
-            <w:tcW w:type="dxa" w:w="4252"/>
-          </w:tcPr>
-          <w:p>
-            <w:pPr>
-              <w:spacing w:before="20" w:after="20"/>
-            </w:pPr>
-            <w:r>
-              <w:rPr>
-                <w:rFonts w:ascii="Aptos" w:hAnsi="Aptos"/>
-                <w:b w:val="0"/>
-                <w:i w:val="0"/>
-                <w:sz w:val="22"/>
-              </w:rPr>
             </w:r>
           </w:p>
         </w:tc>
@@ -2746,7 +2491,7 @@
         </w:tc>
         <w:tc>
           <w:tcPr>
-            <w:tcW w:type="dxa" w:w="4536"/>
+            <w:tcW w:type="dxa" w:w="8788"/>
           </w:tcPr>
           <w:p>
             <w:pPr>
@@ -2760,24 +2505,6 @@
                 <w:sz w:val="22"/>
               </w:rPr>
               <w:t>Proste mechanizmy OS, rozwój jądra OS</w:t>
-            </w:r>
-          </w:p>
-        </w:tc>
-        <w:tc>
-          <w:tcPr>
-            <w:tcW w:type="dxa" w:w="4252"/>
-          </w:tcPr>
-          <w:p>
-            <w:pPr>
-              <w:spacing w:before="20" w:after="20"/>
-            </w:pPr>
-            <w:r>
-              <w:rPr>
-                <w:rFonts w:ascii="Aptos" w:hAnsi="Aptos"/>
-                <w:b w:val="0"/>
-                <w:i w:val="0"/>
-                <w:sz w:val="22"/>
-              </w:rPr>
             </w:r>
           </w:p>
         </w:tc>

--- a/public/assets/files/niestacjonarne/LLP.docx
+++ b/public/assets/files/niestacjonarne/LLP.docx
@@ -144,7 +144,7 @@
                 <w:i w:val="0"/>
                 <w:sz w:val="22"/>
               </w:rPr>
-              <w:t>19.02.2026</w:t>
+              <w:t>16.03.2026</w:t>
             </w:r>
           </w:p>
         </w:tc>
@@ -1332,32 +1332,6 @@
               <w:t>• Wspólne rozwiązywanie zadań</w:t>
             </w:r>
           </w:p>
-          <w:p>
-            <w:pPr>
-              <w:spacing w:before="20" w:after="20"/>
-            </w:pPr>
-            <w:r>
-              <w:rPr>
-                <w:rFonts w:ascii="Aptos" w:hAnsi="Aptos"/>
-                <w:b/>
-                <w:sz w:val="22"/>
-              </w:rPr>
-              <w:t>Laboratorium:</w:t>
-            </w:r>
-          </w:p>
-          <w:p>
-            <w:pPr>
-              <w:spacing w:before="20" w:after="20"/>
-            </w:pPr>
-            <w:r>
-              <w:rPr>
-                <w:rFonts w:ascii="Aptos" w:hAnsi="Aptos"/>
-                <w:b w:val="0"/>
-                <w:sz w:val="22"/>
-              </w:rPr>
-              <w:t>• Laboratorium komputerowe</w:t>
-            </w:r>
-          </w:p>
         </w:tc>
       </w:tr>
     </w:tbl>
@@ -1458,7 +1432,7 @@
                 <w:rFonts w:ascii="Aptos" w:hAnsi="Aptos"/>
                 <w:sz w:val="22"/>
               </w:rPr>
-              <w:t>☐ Nieoceniany</w:t>
+              <w:t>☑ Nieoceniany</w:t>
             </w:r>
           </w:p>
           <w:p>
@@ -1482,7 +1456,7 @@
                 <w:rFonts w:ascii="Aptos" w:hAnsi="Aptos"/>
                 <w:sz w:val="22"/>
               </w:rPr>
-              <w:t>☑ Zaliczenie z oceną</w:t>
+              <w:t>☐ Zaliczenie z oceną</w:t>
             </w:r>
           </w:p>
           <w:p>
